--- a/Source Data/Tagging/Tagging Notes.docx
+++ b/Source Data/Tagging/Tagging Notes.docx
@@ -2,6 +2,134 @@
 <file path=word/document.xml><?xml version="1.0" encoding="utf-8"?>
 <w:document xmlns:wpc="http://schemas.microsoft.com/office/word/2010/wordprocessingCanvas" xmlns:cx="http://schemas.microsoft.com/office/drawing/2014/chartex" xmlns:cx1="http://schemas.microsoft.com/office/drawing/2015/9/8/chartex" xmlns:cx2="http://schemas.microsoft.com/office/drawing/2015/10/21/chartex" xmlns:cx3="http://schemas.microsoft.com/office/drawing/2016/5/9/chartex" xmlns:cx4="http://schemas.microsoft.com/office/drawing/2016/5/10/chartex" xmlns:cx5="http://schemas.microsoft.com/office/drawing/2016/5/11/chartex" xmlns:cx6="http://schemas.microsoft.com/office/drawing/2016/5/12/chartex" xmlns:cx7="http://schemas.microsoft.com/office/drawing/2016/5/13/chartex" xmlns:cx8="http://schemas.microsoft.com/office/drawing/2016/5/14/chartex" xmlns:mc="http://schemas.openxmlformats.org/markup-compatibility/2006" xmlns:aink="http://schemas.microsoft.com/office/drawing/2016/ink" xmlns:am3d="http://schemas.microsoft.com/office/drawing/2017/model3d" xmlns:o="urn:schemas-microsoft-com:office:office" xmlns:oel="http://schemas.microsoft.com/office/2019/extlst" xmlns:r="http://schemas.openxmlformats.org/officeDocument/2006/relationships" xmlns:m="http://schemas.openxmlformats.org/officeDocument/2006/math" xmlns:v="urn:schemas-microsoft-com:vml" xmlns:wp14="http://schemas.microsoft.com/office/word/2010/wordprocessingDrawing" xmlns:wp="http://schemas.openxmlformats.org/drawingml/2006/wordprocessingDrawing" xmlns:w10="urn:schemas-microsoft-com:office:word" xmlns:w="http://schemas.openxmlformats.org/wordprocessingml/2006/main" xmlns:w14="http://schemas.microsoft.com/office/word/2010/wordml" xmlns:w15="http://schemas.microsoft.com/office/word/2012/wordml" xmlns:w16cex="http://schemas.microsoft.com/office/word/2018/wordml/cex" xmlns:w16cid="http://schemas.microsoft.com/office/word/2016/wordml/cid" xmlns:w16="http://schemas.microsoft.com/office/word/2018/wordml" xmlns:w16du="http://schemas.microsoft.com/office/word/2023/wordml/word16du" xmlns:w16sdtdh="http://schemas.microsoft.com/office/word/2020/wordml/sdtdatahash" xmlns:w16sdtfl="http://schemas.microsoft.com/office/word/2024/wordml/sdtformatlock" xmlns:w16se="http://schemas.microsoft.com/office/word/2015/wordml/symex" xmlns:wpg="http://schemas.microsoft.com/office/word/2010/wordprocessingGroup" xmlns:wpi="http://schemas.microsoft.com/office/word/2010/wordprocessingInk" xmlns:wne="http://schemas.microsoft.com/office/word/2006/wordml" xmlns:wps="http://schemas.microsoft.com/office/word/2010/wordprocessingShape" mc:Ignorable="w14 w15 w16se w16cid w16 w16cex w16sdtdh w16sdtfl w16du wp14">
   <w:body>
+    <w:p>
+      <w:r>
+        <w:t>Goal:</w:t>
+      </w:r>
+    </w:p>
+    <w:p>
+      <w:pPr>
+        <w:pStyle w:val="ListParagraph"/>
+        <w:numPr>
+          <w:ilvl w:val="0"/>
+          <w:numId w:val="2"/>
+        </w:numPr>
+      </w:pPr>
+      <w:r>
+        <w:t>Update complete returns</w:t>
+      </w:r>
+    </w:p>
+    <w:p>
+      <w:pPr>
+        <w:pStyle w:val="ListParagraph"/>
+        <w:numPr>
+          <w:ilvl w:val="1"/>
+          <w:numId w:val="2"/>
+        </w:numPr>
+      </w:pPr>
+      <w:r>
+        <w:t>Tag Number Needs lat/lon, catch area, vessel, date, catch tonnage, data origin (which spreadsheet it came from)</w:t>
+      </w:r>
+    </w:p>
+    <w:p/>
+    <w:p>
+      <w:r>
+        <w:t>rawReturns:</w:t>
+      </w:r>
+    </w:p>
+    <w:p>
+      <w:pPr>
+        <w:pStyle w:val="ListParagraph"/>
+        <w:numPr>
+          <w:ilvl w:val="0"/>
+          <w:numId w:val="2"/>
+        </w:numPr>
+      </w:pPr>
+      <w:r>
+        <w:t>Every tag that was ever returned</w:t>
+      </w:r>
+    </w:p>
+    <w:p>
+      <w:r>
+        <w:t>completeReturns:</w:t>
+      </w:r>
+    </w:p>
+    <w:p>
+      <w:pPr>
+        <w:pStyle w:val="ListParagraph"/>
+        <w:numPr>
+          <w:ilvl w:val="0"/>
+          <w:numId w:val="2"/>
+        </w:numPr>
+      </w:pPr>
+      <w:r>
+        <w:t>Returns that can be found in TaggingEvents</w:t>
+      </w:r>
+    </w:p>
+    <w:p>
+      <w:pPr>
+        <w:pStyle w:val="ListParagraph"/>
+        <w:numPr>
+          <w:ilvl w:val="0"/>
+          <w:numId w:val="2"/>
+        </w:numPr>
+      </w:pPr>
+      <w:r>
+        <w:t>All tags on here can be tracked.</w:t>
+      </w:r>
+    </w:p>
+    <w:p>
+      <w:pPr>
+        <w:pStyle w:val="ListParagraph"/>
+        <w:numPr>
+          <w:ilvl w:val="1"/>
+          <w:numId w:val="2"/>
+        </w:numPr>
+      </w:pPr>
+      <w:r>
+        <w:t>Most website tags will not be complete, so will not appear on this spreadsheet.</w:t>
+      </w:r>
+    </w:p>
+    <w:p/>
+    <w:p>
+      <w:r>
+        <w:t>Thoughts:</w:t>
+      </w:r>
+    </w:p>
+    <w:p/>
+    <w:p>
+      <w:r>
+        <w:t>Need a standard spreadsheet and location for each year returns from each company.</w:t>
+      </w:r>
+    </w:p>
+    <w:p>
+      <w:pPr>
+        <w:pStyle w:val="ListParagraph"/>
+        <w:numPr>
+          <w:ilvl w:val="0"/>
+          <w:numId w:val="2"/>
+        </w:numPr>
+      </w:pPr>
+      <w:r>
+        <w:t>Find</w:t>
+      </w:r>
+      <w:r>
+        <w:t xml:space="preserve"> all tag returns sheets and reformat.</w:t>
+      </w:r>
+    </w:p>
+    <w:p>
+      <w:r>
+        <w:t>Use Tagging Events for initial tagging.</w:t>
+      </w:r>
+    </w:p>
+    <w:p>
+      <w:r>
+        <w:t>Find script that updates</w:t>
+      </w:r>
+    </w:p>
+    <w:p/>
+    <w:p/>
+    <w:p/>
     <w:p>
       <w:r>
         <w:t>Tagging Notes:</w:t>
@@ -31,15 +159,11 @@
         <w:t>taggingMaster</w:t>
       </w:r>
     </w:p>
-    <w:p/>
-    <w:p/>
-    <w:p/>
-    <w:p>
-      <w:r>
-        <w:t>Start: Tagging- tagging_Rscript, 1. Load in Raw Data</w:t>
-      </w:r>
-    </w:p>
-    <w:p/>
+    <w:p>
+      <w:r>
+        <w:t>Find Scotia Gardens tags</w:t>
+      </w:r>
+    </w:p>
     <w:p/>
     <w:sectPr>
       <w:pgSz w:w="12240" w:h="15840"/>
@@ -165,8 +289,123 @@
       </w:rPr>
     </w:lvl>
   </w:abstractNum>
+  <w:abstractNum w:abstractNumId="1" w15:restartNumberingAfterBreak="0">
+    <w:nsid w:val="64AD1488"/>
+    <w:multiLevelType w:val="hybridMultilevel"/>
+    <w:tmpl w:val="A65A3738"/>
+    <w:lvl w:ilvl="0" w:tplc="AF9458D0">
+      <w:numFmt w:val="bullet"/>
+      <w:lvlText w:val="-"/>
+      <w:lvlJc w:val="left"/>
+      <w:pPr>
+        <w:ind w:left="720" w:hanging="360"/>
+      </w:pPr>
+      <w:rPr>
+        <w:rFonts w:ascii="Aptos" w:eastAsiaTheme="minorHAnsi" w:hAnsi="Aptos" w:cstheme="minorBidi" w:hint="default"/>
+      </w:rPr>
+    </w:lvl>
+    <w:lvl w:ilvl="1" w:tplc="10090003">
+      <w:start w:val="1"/>
+      <w:numFmt w:val="bullet"/>
+      <w:lvlText w:val="o"/>
+      <w:lvlJc w:val="left"/>
+      <w:pPr>
+        <w:ind w:left="1440" w:hanging="360"/>
+      </w:pPr>
+      <w:rPr>
+        <w:rFonts w:ascii="Courier New" w:hAnsi="Courier New" w:cs="Courier New" w:hint="default"/>
+      </w:rPr>
+    </w:lvl>
+    <w:lvl w:ilvl="2" w:tplc="10090005" w:tentative="1">
+      <w:start w:val="1"/>
+      <w:numFmt w:val="bullet"/>
+      <w:lvlText w:val=""/>
+      <w:lvlJc w:val="left"/>
+      <w:pPr>
+        <w:ind w:left="2160" w:hanging="360"/>
+      </w:pPr>
+      <w:rPr>
+        <w:rFonts w:ascii="Wingdings" w:hAnsi="Wingdings" w:hint="default"/>
+      </w:rPr>
+    </w:lvl>
+    <w:lvl w:ilvl="3" w:tplc="10090001" w:tentative="1">
+      <w:start w:val="1"/>
+      <w:numFmt w:val="bullet"/>
+      <w:lvlText w:val=""/>
+      <w:lvlJc w:val="left"/>
+      <w:pPr>
+        <w:ind w:left="2880" w:hanging="360"/>
+      </w:pPr>
+      <w:rPr>
+        <w:rFonts w:ascii="Symbol" w:hAnsi="Symbol" w:hint="default"/>
+      </w:rPr>
+    </w:lvl>
+    <w:lvl w:ilvl="4" w:tplc="10090003" w:tentative="1">
+      <w:start w:val="1"/>
+      <w:numFmt w:val="bullet"/>
+      <w:lvlText w:val="o"/>
+      <w:lvlJc w:val="left"/>
+      <w:pPr>
+        <w:ind w:left="3600" w:hanging="360"/>
+      </w:pPr>
+      <w:rPr>
+        <w:rFonts w:ascii="Courier New" w:hAnsi="Courier New" w:cs="Courier New" w:hint="default"/>
+      </w:rPr>
+    </w:lvl>
+    <w:lvl w:ilvl="5" w:tplc="10090005" w:tentative="1">
+      <w:start w:val="1"/>
+      <w:numFmt w:val="bullet"/>
+      <w:lvlText w:val=""/>
+      <w:lvlJc w:val="left"/>
+      <w:pPr>
+        <w:ind w:left="4320" w:hanging="360"/>
+      </w:pPr>
+      <w:rPr>
+        <w:rFonts w:ascii="Wingdings" w:hAnsi="Wingdings" w:hint="default"/>
+      </w:rPr>
+    </w:lvl>
+    <w:lvl w:ilvl="6" w:tplc="10090001" w:tentative="1">
+      <w:start w:val="1"/>
+      <w:numFmt w:val="bullet"/>
+      <w:lvlText w:val=""/>
+      <w:lvlJc w:val="left"/>
+      <w:pPr>
+        <w:ind w:left="5040" w:hanging="360"/>
+      </w:pPr>
+      <w:rPr>
+        <w:rFonts w:ascii="Symbol" w:hAnsi="Symbol" w:hint="default"/>
+      </w:rPr>
+    </w:lvl>
+    <w:lvl w:ilvl="7" w:tplc="10090003" w:tentative="1">
+      <w:start w:val="1"/>
+      <w:numFmt w:val="bullet"/>
+      <w:lvlText w:val="o"/>
+      <w:lvlJc w:val="left"/>
+      <w:pPr>
+        <w:ind w:left="5760" w:hanging="360"/>
+      </w:pPr>
+      <w:rPr>
+        <w:rFonts w:ascii="Courier New" w:hAnsi="Courier New" w:cs="Courier New" w:hint="default"/>
+      </w:rPr>
+    </w:lvl>
+    <w:lvl w:ilvl="8" w:tplc="10090005" w:tentative="1">
+      <w:start w:val="1"/>
+      <w:numFmt w:val="bullet"/>
+      <w:lvlText w:val=""/>
+      <w:lvlJc w:val="left"/>
+      <w:pPr>
+        <w:ind w:left="6480" w:hanging="360"/>
+      </w:pPr>
+      <w:rPr>
+        <w:rFonts w:ascii="Wingdings" w:hAnsi="Wingdings" w:hint="default"/>
+      </w:rPr>
+    </w:lvl>
+  </w:abstractNum>
   <w:num w:numId="1" w16cid:durableId="1603223740">
     <w:abstractNumId w:val="0"/>
+  </w:num>
+  <w:num w:numId="2" w16cid:durableId="953290037">
+    <w:abstractNumId w:val="1"/>
   </w:num>
 </w:numbering>
 </file>

--- a/Source Data/Tagging/Tagging Notes.docx
+++ b/Source Data/Tagging/Tagging Notes.docx
@@ -28,13 +28,34 @@
         </w:numPr>
       </w:pPr>
       <w:r>
-        <w:t>Tag Number Needs lat/lon, catch area, vessel, date, catch tonnage, data origin (which spreadsheet it came from)</w:t>
+        <w:t xml:space="preserve">Tag Number Needs </w:t>
+      </w:r>
+      <w:proofErr w:type="spellStart"/>
+      <w:r>
+        <w:t>lat</w:t>
+      </w:r>
+      <w:proofErr w:type="spellEnd"/>
+      <w:r>
+        <w:t>/</w:t>
+      </w:r>
+      <w:proofErr w:type="spellStart"/>
+      <w:r>
+        <w:t>lon</w:t>
+      </w:r>
+      <w:proofErr w:type="spellEnd"/>
+      <w:r>
+        <w:t>, catch area, vessel, date, catch tonnage, data origin (which spreadsheet it came from)</w:t>
       </w:r>
     </w:p>
     <w:p/>
     <w:p>
-      <w:r>
-        <w:t>rawReturns:</w:t>
+      <w:proofErr w:type="spellStart"/>
+      <w:r>
+        <w:t>rawReturns</w:t>
+      </w:r>
+      <w:proofErr w:type="spellEnd"/>
+      <w:r>
+        <w:t>:</w:t>
       </w:r>
     </w:p>
     <w:p>
@@ -50,8 +71,13 @@
       </w:r>
     </w:p>
     <w:p>
-      <w:r>
-        <w:t>completeReturns:</w:t>
+      <w:proofErr w:type="spellStart"/>
+      <w:r>
+        <w:t>completeReturns</w:t>
+      </w:r>
+      <w:proofErr w:type="spellEnd"/>
+      <w:r>
+        <w:t>:</w:t>
       </w:r>
     </w:p>
     <w:p>
@@ -63,8 +89,13 @@
         </w:numPr>
       </w:pPr>
       <w:r>
-        <w:t>Returns that can be found in TaggingEvents</w:t>
-      </w:r>
+        <w:t xml:space="preserve">Returns that can be found in </w:t>
+      </w:r>
+      <w:proofErr w:type="spellStart"/>
+      <w:r>
+        <w:t>TaggingEvents</w:t>
+      </w:r>
+      <w:proofErr w:type="spellEnd"/>
     </w:p>
     <w:p>
       <w:pPr>
@@ -143,9 +174,11 @@
           <w:numId w:val="1"/>
         </w:numPr>
       </w:pPr>
+      <w:proofErr w:type="spellStart"/>
       <w:r>
         <w:t>TaggingAnnualUpdate</w:t>
       </w:r>
+      <w:proofErr w:type="spellEnd"/>
     </w:p>
     <w:p>
       <w:pPr>
@@ -155,15 +188,39 @@
           <w:numId w:val="1"/>
         </w:numPr>
       </w:pPr>
+      <w:proofErr w:type="spellStart"/>
       <w:r>
         <w:t>taggingMaster</w:t>
       </w:r>
+      <w:proofErr w:type="spellEnd"/>
     </w:p>
     <w:p>
       <w:r>
         <w:t>Find Scotia Gardens tags</w:t>
       </w:r>
     </w:p>
+    <w:p>
+      <w:r>
+        <w:t xml:space="preserve">Full Tag </w:t>
+      </w:r>
+      <w:proofErr w:type="spellStart"/>
+      <w:r>
+        <w:t>Return.R</w:t>
+      </w:r>
+      <w:proofErr w:type="spellEnd"/>
+      <w:r>
+        <w:t xml:space="preserve"> is combining </w:t>
+      </w:r>
+      <w:proofErr w:type="spellStart"/>
+      <w:r>
+        <w:t>taggingEvents</w:t>
+      </w:r>
+      <w:proofErr w:type="spellEnd"/>
+      <w:r>
+        <w:t xml:space="preserve"> with the YYYY Tag Return</w:t>
+      </w:r>
+    </w:p>
+    <w:p/>
     <w:p/>
     <w:sectPr>
       <w:pgSz w:w="12240" w:h="15840"/>

--- a/Source Data/Tagging/Tagging Notes.docx
+++ b/Source Data/Tagging/Tagging Notes.docx
@@ -2,6 +2,64 @@
 <file path=word/document.xml><?xml version="1.0" encoding="utf-8"?>
 <w:document xmlns:wpc="http://schemas.microsoft.com/office/word/2010/wordprocessingCanvas" xmlns:cx="http://schemas.microsoft.com/office/drawing/2014/chartex" xmlns:cx1="http://schemas.microsoft.com/office/drawing/2015/9/8/chartex" xmlns:cx2="http://schemas.microsoft.com/office/drawing/2015/10/21/chartex" xmlns:cx3="http://schemas.microsoft.com/office/drawing/2016/5/9/chartex" xmlns:cx4="http://schemas.microsoft.com/office/drawing/2016/5/10/chartex" xmlns:cx5="http://schemas.microsoft.com/office/drawing/2016/5/11/chartex" xmlns:cx6="http://schemas.microsoft.com/office/drawing/2016/5/12/chartex" xmlns:cx7="http://schemas.microsoft.com/office/drawing/2016/5/13/chartex" xmlns:cx8="http://schemas.microsoft.com/office/drawing/2016/5/14/chartex" xmlns:mc="http://schemas.openxmlformats.org/markup-compatibility/2006" xmlns:aink="http://schemas.microsoft.com/office/drawing/2016/ink" xmlns:am3d="http://schemas.microsoft.com/office/drawing/2017/model3d" xmlns:o="urn:schemas-microsoft-com:office:office" xmlns:oel="http://schemas.microsoft.com/office/2019/extlst" xmlns:r="http://schemas.openxmlformats.org/officeDocument/2006/relationships" xmlns:m="http://schemas.openxmlformats.org/officeDocument/2006/math" xmlns:v="urn:schemas-microsoft-com:vml" xmlns:wp14="http://schemas.microsoft.com/office/word/2010/wordprocessingDrawing" xmlns:wp="http://schemas.openxmlformats.org/drawingml/2006/wordprocessingDrawing" xmlns:w10="urn:schemas-microsoft-com:office:word" xmlns:w="http://schemas.openxmlformats.org/wordprocessingml/2006/main" xmlns:w14="http://schemas.microsoft.com/office/word/2010/wordml" xmlns:w15="http://schemas.microsoft.com/office/word/2012/wordml" xmlns:w16cex="http://schemas.microsoft.com/office/word/2018/wordml/cex" xmlns:w16cid="http://schemas.microsoft.com/office/word/2016/wordml/cid" xmlns:w16="http://schemas.microsoft.com/office/word/2018/wordml" xmlns:w16du="http://schemas.microsoft.com/office/word/2023/wordml/word16du" xmlns:w16sdtdh="http://schemas.microsoft.com/office/word/2020/wordml/sdtdatahash" xmlns:w16sdtfl="http://schemas.microsoft.com/office/word/2024/wordml/sdtformatlock" xmlns:w16se="http://schemas.microsoft.com/office/word/2015/wordml/symex" xmlns:wpg="http://schemas.microsoft.com/office/word/2010/wordprocessingGroup" xmlns:wpi="http://schemas.microsoft.com/office/word/2010/wordprocessingInk" xmlns:wne="http://schemas.microsoft.com/office/word/2006/wordml" xmlns:wps="http://schemas.microsoft.com/office/word/2010/wordprocessingShape" mc:Ignorable="w14 w15 w16se w16cid w16 w16cex w16sdtdh w16sdtfl w16du wp14">
   <w:body>
+    <w:p/>
+    <w:p>
+      <w:r>
+        <w:t>To update Tag Returns:</w:t>
+      </w:r>
+    </w:p>
+    <w:p>
+      <w:r>
+        <w:t>Enter all returned tags into the year spreadsheet that corresponds to the current year (example. Tag was found in 2026, enter it into the 2026 spreadsheet.)</w:t>
+      </w:r>
+    </w:p>
+    <w:p>
+      <w:r>
+        <w:tab/>
+        <w:t>There is a template saved in Github – Source Data – Tagging – Tag Returns – Tag Returns spreadsheets.</w:t>
+      </w:r>
+    </w:p>
+    <w:p>
+      <w:pPr>
+        <w:pStyle w:val="ListParagraph"/>
+        <w:numPr>
+          <w:ilvl w:val="0"/>
+          <w:numId w:val="3"/>
+        </w:numPr>
+      </w:pPr>
+      <w:r>
+        <w:t>Open TEMPLATE Tag Returns.csv and save it as YYYY Tag Returns. Create a year folder for it.</w:t>
+      </w:r>
+    </w:p>
+    <w:p>
+      <w:r>
+        <w:t xml:space="preserve">Completed tag returns R script: Full Tag Returns (Github – Source Data </w:t>
+      </w:r>
+      <w:r>
+        <w:t>–</w:t>
+      </w:r>
+      <w:r>
+        <w:t xml:space="preserve"> </w:t>
+      </w:r>
+      <w:r>
+        <w:t>Tagging – Tag Returns)</w:t>
+      </w:r>
+    </w:p>
+    <w:p/>
+    <w:p>
+      <w:r>
+        <w:t xml:space="preserve">Tag Returns Markdown </w:t>
+      </w:r>
+      <w:r>
+        <w:t>(Github – Source Data – Tagging – Tag Returns)</w:t>
+      </w:r>
+      <w:r>
+        <w:t xml:space="preserve"> to plot and create a file with all tag returns. </w:t>
+      </w:r>
+    </w:p>
+    <w:p/>
+    <w:p/>
+    <w:p/>
     <w:p>
       <w:r>
         <w:t>Goal:</w:t>
@@ -28,34 +86,13 @@
         </w:numPr>
       </w:pPr>
       <w:r>
-        <w:t xml:space="preserve">Tag Number Needs </w:t>
-      </w:r>
-      <w:proofErr w:type="spellStart"/>
-      <w:r>
-        <w:t>lat</w:t>
-      </w:r>
-      <w:proofErr w:type="spellEnd"/>
-      <w:r>
-        <w:t>/</w:t>
-      </w:r>
-      <w:proofErr w:type="spellStart"/>
-      <w:r>
-        <w:t>lon</w:t>
-      </w:r>
-      <w:proofErr w:type="spellEnd"/>
-      <w:r>
-        <w:t>, catch area, vessel, date, catch tonnage, data origin (which spreadsheet it came from)</w:t>
+        <w:t>Tag Number Needs lat/lon, catch area, vessel, date, catch tonnage, data origin (which spreadsheet it came from)</w:t>
       </w:r>
     </w:p>
     <w:p/>
     <w:p>
-      <w:proofErr w:type="spellStart"/>
-      <w:r>
-        <w:t>rawReturns</w:t>
-      </w:r>
-      <w:proofErr w:type="spellEnd"/>
-      <w:r>
-        <w:t>:</w:t>
+      <w:r>
+        <w:t>rawReturns:</w:t>
       </w:r>
     </w:p>
     <w:p>
@@ -71,13 +108,8 @@
       </w:r>
     </w:p>
     <w:p>
-      <w:proofErr w:type="spellStart"/>
-      <w:r>
-        <w:t>completeReturns</w:t>
-      </w:r>
-      <w:proofErr w:type="spellEnd"/>
-      <w:r>
-        <w:t>:</w:t>
+      <w:r>
+        <w:t>completeReturns:</w:t>
       </w:r>
     </w:p>
     <w:p>
@@ -89,13 +121,8 @@
         </w:numPr>
       </w:pPr>
       <w:r>
-        <w:t xml:space="preserve">Returns that can be found in </w:t>
-      </w:r>
-      <w:proofErr w:type="spellStart"/>
-      <w:r>
-        <w:t>TaggingEvents</w:t>
-      </w:r>
-      <w:proofErr w:type="spellEnd"/>
+        <w:t>Returns that can be found in TaggingEvents</w:t>
+      </w:r>
     </w:p>
     <w:p>
       <w:pPr>
@@ -155,6 +182,7 @@
     </w:p>
     <w:p>
       <w:r>
+        <w:lastRenderedPageBreak/>
         <w:t>Find script that updates</w:t>
       </w:r>
     </w:p>
@@ -174,11 +202,9 @@
           <w:numId w:val="1"/>
         </w:numPr>
       </w:pPr>
-      <w:proofErr w:type="spellStart"/>
       <w:r>
         <w:t>TaggingAnnualUpdate</w:t>
       </w:r>
-      <w:proofErr w:type="spellEnd"/>
     </w:p>
     <w:p>
       <w:pPr>
@@ -188,11 +214,9 @@
           <w:numId w:val="1"/>
         </w:numPr>
       </w:pPr>
-      <w:proofErr w:type="spellStart"/>
       <w:r>
         <w:t>taggingMaster</w:t>
       </w:r>
-      <w:proofErr w:type="spellEnd"/>
     </w:p>
     <w:p>
       <w:r>
@@ -201,23 +225,7 @@
     </w:p>
     <w:p>
       <w:r>
-        <w:t xml:space="preserve">Full Tag </w:t>
-      </w:r>
-      <w:proofErr w:type="spellStart"/>
-      <w:r>
-        <w:t>Return.R</w:t>
-      </w:r>
-      <w:proofErr w:type="spellEnd"/>
-      <w:r>
-        <w:t xml:space="preserve"> is combining </w:t>
-      </w:r>
-      <w:proofErr w:type="spellStart"/>
-      <w:r>
-        <w:t>taggingEvents</w:t>
-      </w:r>
-      <w:proofErr w:type="spellEnd"/>
-      <w:r>
-        <w:t xml:space="preserve"> with the YYYY Tag Return</w:t>
+        <w:t>Full Tag Return.R is combining taggingEvents with the YYYY Tag Return</w:t>
       </w:r>
     </w:p>
     <w:p/>
@@ -347,6 +355,118 @@
     </w:lvl>
   </w:abstractNum>
   <w:abstractNum w:abstractNumId="1" w15:restartNumberingAfterBreak="0">
+    <w:nsid w:val="297649F8"/>
+    <w:multiLevelType w:val="hybridMultilevel"/>
+    <w:tmpl w:val="1EDC400C"/>
+    <w:lvl w:ilvl="0" w:tplc="8A545BDA">
+      <w:numFmt w:val="bullet"/>
+      <w:lvlText w:val="-"/>
+      <w:lvlJc w:val="left"/>
+      <w:pPr>
+        <w:ind w:left="1800" w:hanging="360"/>
+      </w:pPr>
+      <w:rPr>
+        <w:rFonts w:ascii="Aptos" w:eastAsiaTheme="minorHAnsi" w:hAnsi="Aptos" w:cstheme="minorBidi" w:hint="default"/>
+      </w:rPr>
+    </w:lvl>
+    <w:lvl w:ilvl="1" w:tplc="10090003" w:tentative="1">
+      <w:start w:val="1"/>
+      <w:numFmt w:val="bullet"/>
+      <w:lvlText w:val="o"/>
+      <w:lvlJc w:val="left"/>
+      <w:pPr>
+        <w:ind w:left="2520" w:hanging="360"/>
+      </w:pPr>
+      <w:rPr>
+        <w:rFonts w:ascii="Courier New" w:hAnsi="Courier New" w:cs="Courier New" w:hint="default"/>
+      </w:rPr>
+    </w:lvl>
+    <w:lvl w:ilvl="2" w:tplc="10090005" w:tentative="1">
+      <w:start w:val="1"/>
+      <w:numFmt w:val="bullet"/>
+      <w:lvlText w:val=""/>
+      <w:lvlJc w:val="left"/>
+      <w:pPr>
+        <w:ind w:left="3240" w:hanging="360"/>
+      </w:pPr>
+      <w:rPr>
+        <w:rFonts w:ascii="Wingdings" w:hAnsi="Wingdings" w:hint="default"/>
+      </w:rPr>
+    </w:lvl>
+    <w:lvl w:ilvl="3" w:tplc="10090001" w:tentative="1">
+      <w:start w:val="1"/>
+      <w:numFmt w:val="bullet"/>
+      <w:lvlText w:val=""/>
+      <w:lvlJc w:val="left"/>
+      <w:pPr>
+        <w:ind w:left="3960" w:hanging="360"/>
+      </w:pPr>
+      <w:rPr>
+        <w:rFonts w:ascii="Symbol" w:hAnsi="Symbol" w:hint="default"/>
+      </w:rPr>
+    </w:lvl>
+    <w:lvl w:ilvl="4" w:tplc="10090003" w:tentative="1">
+      <w:start w:val="1"/>
+      <w:numFmt w:val="bullet"/>
+      <w:lvlText w:val="o"/>
+      <w:lvlJc w:val="left"/>
+      <w:pPr>
+        <w:ind w:left="4680" w:hanging="360"/>
+      </w:pPr>
+      <w:rPr>
+        <w:rFonts w:ascii="Courier New" w:hAnsi="Courier New" w:cs="Courier New" w:hint="default"/>
+      </w:rPr>
+    </w:lvl>
+    <w:lvl w:ilvl="5" w:tplc="10090005" w:tentative="1">
+      <w:start w:val="1"/>
+      <w:numFmt w:val="bullet"/>
+      <w:lvlText w:val=""/>
+      <w:lvlJc w:val="left"/>
+      <w:pPr>
+        <w:ind w:left="5400" w:hanging="360"/>
+      </w:pPr>
+      <w:rPr>
+        <w:rFonts w:ascii="Wingdings" w:hAnsi="Wingdings" w:hint="default"/>
+      </w:rPr>
+    </w:lvl>
+    <w:lvl w:ilvl="6" w:tplc="10090001" w:tentative="1">
+      <w:start w:val="1"/>
+      <w:numFmt w:val="bullet"/>
+      <w:lvlText w:val=""/>
+      <w:lvlJc w:val="left"/>
+      <w:pPr>
+        <w:ind w:left="6120" w:hanging="360"/>
+      </w:pPr>
+      <w:rPr>
+        <w:rFonts w:ascii="Symbol" w:hAnsi="Symbol" w:hint="default"/>
+      </w:rPr>
+    </w:lvl>
+    <w:lvl w:ilvl="7" w:tplc="10090003" w:tentative="1">
+      <w:start w:val="1"/>
+      <w:numFmt w:val="bullet"/>
+      <w:lvlText w:val="o"/>
+      <w:lvlJc w:val="left"/>
+      <w:pPr>
+        <w:ind w:left="6840" w:hanging="360"/>
+      </w:pPr>
+      <w:rPr>
+        <w:rFonts w:ascii="Courier New" w:hAnsi="Courier New" w:cs="Courier New" w:hint="default"/>
+      </w:rPr>
+    </w:lvl>
+    <w:lvl w:ilvl="8" w:tplc="10090005" w:tentative="1">
+      <w:start w:val="1"/>
+      <w:numFmt w:val="bullet"/>
+      <w:lvlText w:val=""/>
+      <w:lvlJc w:val="left"/>
+      <w:pPr>
+        <w:ind w:left="7560" w:hanging="360"/>
+      </w:pPr>
+      <w:rPr>
+        <w:rFonts w:ascii="Wingdings" w:hAnsi="Wingdings" w:hint="default"/>
+      </w:rPr>
+    </w:lvl>
+  </w:abstractNum>
+  <w:abstractNum w:abstractNumId="2" w15:restartNumberingAfterBreak="0">
     <w:nsid w:val="64AD1488"/>
     <w:multiLevelType w:val="hybridMultilevel"/>
     <w:tmpl w:val="A65A3738"/>
@@ -462,6 +582,9 @@
     <w:abstractNumId w:val="0"/>
   </w:num>
   <w:num w:numId="2" w16cid:durableId="953290037">
+    <w:abstractNumId w:val="2"/>
+  </w:num>
+  <w:num w:numId="3" w16cid:durableId="1003626449">
     <w:abstractNumId w:val="1"/>
   </w:num>
 </w:numbering>

--- a/Source Data/Tagging/Tagging Notes.docx
+++ b/Source Data/Tagging/Tagging Notes.docx
@@ -2,97 +2,56 @@
 <file path=word/document.xml><?xml version="1.0" encoding="utf-8"?>
 <w:document xmlns:wpc="http://schemas.microsoft.com/office/word/2010/wordprocessingCanvas" xmlns:cx="http://schemas.microsoft.com/office/drawing/2014/chartex" xmlns:cx1="http://schemas.microsoft.com/office/drawing/2015/9/8/chartex" xmlns:cx2="http://schemas.microsoft.com/office/drawing/2015/10/21/chartex" xmlns:cx3="http://schemas.microsoft.com/office/drawing/2016/5/9/chartex" xmlns:cx4="http://schemas.microsoft.com/office/drawing/2016/5/10/chartex" xmlns:cx5="http://schemas.microsoft.com/office/drawing/2016/5/11/chartex" xmlns:cx6="http://schemas.microsoft.com/office/drawing/2016/5/12/chartex" xmlns:cx7="http://schemas.microsoft.com/office/drawing/2016/5/13/chartex" xmlns:cx8="http://schemas.microsoft.com/office/drawing/2016/5/14/chartex" xmlns:mc="http://schemas.openxmlformats.org/markup-compatibility/2006" xmlns:aink="http://schemas.microsoft.com/office/drawing/2016/ink" xmlns:am3d="http://schemas.microsoft.com/office/drawing/2017/model3d" xmlns:o="urn:schemas-microsoft-com:office:office" xmlns:oel="http://schemas.microsoft.com/office/2019/extlst" xmlns:r="http://schemas.openxmlformats.org/officeDocument/2006/relationships" xmlns:m="http://schemas.openxmlformats.org/officeDocument/2006/math" xmlns:v="urn:schemas-microsoft-com:vml" xmlns:wp14="http://schemas.microsoft.com/office/word/2010/wordprocessingDrawing" xmlns:wp="http://schemas.openxmlformats.org/drawingml/2006/wordprocessingDrawing" xmlns:w10="urn:schemas-microsoft-com:office:word" xmlns:w="http://schemas.openxmlformats.org/wordprocessingml/2006/main" xmlns:w14="http://schemas.microsoft.com/office/word/2010/wordml" xmlns:w15="http://schemas.microsoft.com/office/word/2012/wordml" xmlns:w16cex="http://schemas.microsoft.com/office/word/2018/wordml/cex" xmlns:w16cid="http://schemas.microsoft.com/office/word/2016/wordml/cid" xmlns:w16="http://schemas.microsoft.com/office/word/2018/wordml" xmlns:w16du="http://schemas.microsoft.com/office/word/2023/wordml/word16du" xmlns:w16sdtdh="http://schemas.microsoft.com/office/word/2020/wordml/sdtdatahash" xmlns:w16sdtfl="http://schemas.microsoft.com/office/word/2024/wordml/sdtformatlock" xmlns:w16se="http://schemas.microsoft.com/office/word/2015/wordml/symex" xmlns:wpg="http://schemas.microsoft.com/office/word/2010/wordprocessingGroup" xmlns:wpi="http://schemas.microsoft.com/office/word/2010/wordprocessingInk" xmlns:wne="http://schemas.microsoft.com/office/word/2006/wordml" xmlns:wps="http://schemas.microsoft.com/office/word/2010/wordprocessingShape" mc:Ignorable="w14 w15 w16se w16cid w16 w16cex w16sdtdh w16sdtfl w16du wp14">
   <w:body>
-    <w:p/>
     <w:p>
       <w:r>
-        <w:t>To update Tag Returns:</w:t>
+        <w:t>Any deployed tag:</w:t>
       </w:r>
     </w:p>
     <w:p>
-      <w:r>
-        <w:t>Enter all returned tags into the year spreadsheet that corresponds to the current year (example. Tag was found in 2026, enter it into the 2026 spreadsheet.)</w:t>
-      </w:r>
-    </w:p>
-    <w:p>
-      <w:r>
-        <w:tab/>
-        <w:t>There is a template saved in Github – Source Data – Tagging – Tag Returns – Tag Returns spreadsheets.</w:t>
-      </w:r>
-    </w:p>
-    <w:p>
       <w:pPr>
         <w:pStyle w:val="ListParagraph"/>
         <w:numPr>
           <w:ilvl w:val="0"/>
-          <w:numId w:val="3"/>
+          <w:numId w:val="4"/>
         </w:numPr>
       </w:pPr>
       <w:r>
-        <w:t>Open TEMPLATE Tag Returns.csv and save it as YYYY Tag Returns. Create a year folder for it.</w:t>
-      </w:r>
-    </w:p>
-    <w:p>
-      <w:r>
-        <w:t xml:space="preserve">Completed tag returns R script: Full Tag Returns (Github – Source Data </w:t>
-      </w:r>
-      <w:r>
-        <w:t>–</w:t>
-      </w:r>
-      <w:r>
-        <w:t xml:space="preserve"> </w:t>
-      </w:r>
-      <w:r>
-        <w:t>Tagging – Tag Returns)</w:t>
+        <w:t>Use Tagging Data to update ‘Tagging Events’ spreadsheet.</w:t>
       </w:r>
     </w:p>
     <w:p/>
     <w:p>
       <w:r>
-        <w:t xml:space="preserve">Tag Returns Markdown </w:t>
-      </w:r>
-      <w:r>
-        <w:t>(Github – Source Data – Tagging – Tag Returns)</w:t>
-      </w:r>
-      <w:r>
-        <w:t xml:space="preserve"> to plot and create a file with all tag returns. </w:t>
-      </w:r>
-    </w:p>
-    <w:p/>
-    <w:p/>
-    <w:p/>
-    <w:p>
-      <w:r>
-        <w:t>Goal:</w:t>
-      </w:r>
-    </w:p>
-    <w:p>
-      <w:pPr>
-        <w:pStyle w:val="ListParagraph"/>
-        <w:numPr>
-          <w:ilvl w:val="0"/>
-          <w:numId w:val="2"/>
-        </w:numPr>
-      </w:pPr>
-      <w:r>
-        <w:t>Update complete returns</w:t>
-      </w:r>
-    </w:p>
-    <w:p>
-      <w:pPr>
-        <w:pStyle w:val="ListParagraph"/>
-        <w:numPr>
-          <w:ilvl w:val="1"/>
-          <w:numId w:val="2"/>
-        </w:numPr>
-      </w:pPr>
-      <w:r>
-        <w:t>Tag Number Needs lat/lon, catch area, vessel, date, catch tonnage, data origin (which spreadsheet it came from)</w:t>
+        <w:t>To update tag Returns:</w:t>
       </w:r>
     </w:p>
     <w:p/>
     <w:p>
+      <w:pPr>
+        <w:pStyle w:val="ListParagraph"/>
+        <w:numPr>
+          <w:ilvl w:val="0"/>
+          <w:numId w:val="4"/>
+        </w:numPr>
+      </w:pPr>
       <w:r>
-        <w:t>rawReturns:</w:t>
+        <w:t xml:space="preserve">Use R script ‘Full Tag Returns’. Create new </w:t>
+      </w:r>
+      <w:proofErr w:type="gramStart"/>
+      <w:r>
+        <w:t>spreadsheet</w:t>
+      </w:r>
+      <w:proofErr w:type="gramEnd"/>
+      <w:r>
+        <w:t xml:space="preserve"> for all new tags found in respective </w:t>
+      </w:r>
+      <w:proofErr w:type="gramStart"/>
+      <w:r>
+        <w:t>year, and</w:t>
+      </w:r>
+      <w:proofErr w:type="gramEnd"/>
+      <w:r>
+        <w:t xml:space="preserve"> save to their respective year folder.</w:t>
       </w:r>
     </w:p>
     <w:p>
@@ -100,134 +59,53 @@
         <w:pStyle w:val="ListParagraph"/>
         <w:numPr>
           <w:ilvl w:val="0"/>
-          <w:numId w:val="2"/>
+          <w:numId w:val="4"/>
         </w:numPr>
       </w:pPr>
       <w:r>
-        <w:t>Every tag that was ever returned</w:t>
+        <w:t>Compile all tags sent from companies into one spreadsheet.</w:t>
       </w:r>
     </w:p>
     <w:p>
+      <w:pPr>
+        <w:pStyle w:val="ListParagraph"/>
+        <w:numPr>
+          <w:ilvl w:val="0"/>
+          <w:numId w:val="4"/>
+        </w:numPr>
+      </w:pPr>
       <w:r>
-        <w:t>completeReturns:</w:t>
+        <w:t>Run the “Full Tag Returns’ R script ensuring that it is pulling the correct sheet. This will append the data into two spreadsheets:</w:t>
       </w:r>
     </w:p>
     <w:p>
       <w:pPr>
         <w:pStyle w:val="ListParagraph"/>
         <w:numPr>
-          <w:ilvl w:val="0"/>
-          <w:numId w:val="2"/>
+          <w:ilvl w:val="1"/>
+          <w:numId w:val="4"/>
         </w:numPr>
       </w:pPr>
       <w:r>
-        <w:t>Returns that can be found in TaggingEvents</w:t>
+        <w:t>Full Returns.csv – complete returns, that have a tag number, date, Ground and/or Lat and Lon.</w:t>
       </w:r>
     </w:p>
     <w:p>
       <w:pPr>
         <w:pStyle w:val="ListParagraph"/>
         <w:numPr>
-          <w:ilvl w:val="0"/>
-          <w:numId w:val="2"/>
+          <w:ilvl w:val="1"/>
+          <w:numId w:val="4"/>
         </w:numPr>
       </w:pPr>
       <w:r>
-        <w:t>All tags on here can be tracked.</w:t>
+        <w:t>Removed_From_FullReturns.csv</w:t>
       </w:r>
-    </w:p>
-    <w:p>
-      <w:pPr>
-        <w:pStyle w:val="ListParagraph"/>
-        <w:numPr>
-          <w:ilvl w:val="1"/>
-          <w:numId w:val="2"/>
-        </w:numPr>
-      </w:pPr>
       <w:r>
-        <w:t>Most website tags will not be complete, so will not appear on this spreadsheet.</w:t>
+        <w:t xml:space="preserve"> – returns that had to be removed for whatever reason. The reason is given within the spreadsheet.</w:t>
       </w:r>
     </w:p>
     <w:p/>
-    <w:p>
-      <w:r>
-        <w:t>Thoughts:</w:t>
-      </w:r>
-    </w:p>
-    <w:p/>
-    <w:p>
-      <w:r>
-        <w:t>Need a standard spreadsheet and location for each year returns from each company.</w:t>
-      </w:r>
-    </w:p>
-    <w:p>
-      <w:pPr>
-        <w:pStyle w:val="ListParagraph"/>
-        <w:numPr>
-          <w:ilvl w:val="0"/>
-          <w:numId w:val="2"/>
-        </w:numPr>
-      </w:pPr>
-      <w:r>
-        <w:t>Find</w:t>
-      </w:r>
-      <w:r>
-        <w:t xml:space="preserve"> all tag returns sheets and reformat.</w:t>
-      </w:r>
-    </w:p>
-    <w:p>
-      <w:r>
-        <w:t>Use Tagging Events for initial tagging.</w:t>
-      </w:r>
-    </w:p>
-    <w:p>
-      <w:r>
-        <w:lastRenderedPageBreak/>
-        <w:t>Find script that updates</w:t>
-      </w:r>
-    </w:p>
-    <w:p/>
-    <w:p/>
-    <w:p/>
-    <w:p>
-      <w:r>
-        <w:t>Tagging Notes:</w:t>
-      </w:r>
-    </w:p>
-    <w:p>
-      <w:pPr>
-        <w:pStyle w:val="ListParagraph"/>
-        <w:numPr>
-          <w:ilvl w:val="0"/>
-          <w:numId w:val="1"/>
-        </w:numPr>
-      </w:pPr>
-      <w:r>
-        <w:t>TaggingAnnualUpdate</w:t>
-      </w:r>
-    </w:p>
-    <w:p>
-      <w:pPr>
-        <w:pStyle w:val="ListParagraph"/>
-        <w:numPr>
-          <w:ilvl w:val="0"/>
-          <w:numId w:val="1"/>
-        </w:numPr>
-      </w:pPr>
-      <w:r>
-        <w:t>taggingMaster</w:t>
-      </w:r>
-    </w:p>
-    <w:p>
-      <w:r>
-        <w:t>Find Scotia Gardens tags</w:t>
-      </w:r>
-    </w:p>
-    <w:p>
-      <w:r>
-        <w:t>Full Tag Return.R is combining taggingEvents with the YYYY Tag Return</w:t>
-      </w:r>
-    </w:p>
     <w:p/>
     <w:p/>
     <w:sectPr>
@@ -467,6 +345,118 @@
     </w:lvl>
   </w:abstractNum>
   <w:abstractNum w:abstractNumId="2" w15:restartNumberingAfterBreak="0">
+    <w:nsid w:val="60916659"/>
+    <w:multiLevelType w:val="hybridMultilevel"/>
+    <w:tmpl w:val="0810C0EC"/>
+    <w:lvl w:ilvl="0" w:tplc="CA106A5E">
+      <w:numFmt w:val="bullet"/>
+      <w:lvlText w:val="-"/>
+      <w:lvlJc w:val="left"/>
+      <w:pPr>
+        <w:ind w:left="720" w:hanging="360"/>
+      </w:pPr>
+      <w:rPr>
+        <w:rFonts w:ascii="Aptos" w:eastAsiaTheme="minorHAnsi" w:hAnsi="Aptos" w:cstheme="minorBidi" w:hint="default"/>
+      </w:rPr>
+    </w:lvl>
+    <w:lvl w:ilvl="1" w:tplc="10090003">
+      <w:start w:val="1"/>
+      <w:numFmt w:val="bullet"/>
+      <w:lvlText w:val="o"/>
+      <w:lvlJc w:val="left"/>
+      <w:pPr>
+        <w:ind w:left="1440" w:hanging="360"/>
+      </w:pPr>
+      <w:rPr>
+        <w:rFonts w:ascii="Courier New" w:hAnsi="Courier New" w:cs="Courier New" w:hint="default"/>
+      </w:rPr>
+    </w:lvl>
+    <w:lvl w:ilvl="2" w:tplc="10090005" w:tentative="1">
+      <w:start w:val="1"/>
+      <w:numFmt w:val="bullet"/>
+      <w:lvlText w:val=""/>
+      <w:lvlJc w:val="left"/>
+      <w:pPr>
+        <w:ind w:left="2160" w:hanging="360"/>
+      </w:pPr>
+      <w:rPr>
+        <w:rFonts w:ascii="Wingdings" w:hAnsi="Wingdings" w:hint="default"/>
+      </w:rPr>
+    </w:lvl>
+    <w:lvl w:ilvl="3" w:tplc="10090001" w:tentative="1">
+      <w:start w:val="1"/>
+      <w:numFmt w:val="bullet"/>
+      <w:lvlText w:val=""/>
+      <w:lvlJc w:val="left"/>
+      <w:pPr>
+        <w:ind w:left="2880" w:hanging="360"/>
+      </w:pPr>
+      <w:rPr>
+        <w:rFonts w:ascii="Symbol" w:hAnsi="Symbol" w:hint="default"/>
+      </w:rPr>
+    </w:lvl>
+    <w:lvl w:ilvl="4" w:tplc="10090003" w:tentative="1">
+      <w:start w:val="1"/>
+      <w:numFmt w:val="bullet"/>
+      <w:lvlText w:val="o"/>
+      <w:lvlJc w:val="left"/>
+      <w:pPr>
+        <w:ind w:left="3600" w:hanging="360"/>
+      </w:pPr>
+      <w:rPr>
+        <w:rFonts w:ascii="Courier New" w:hAnsi="Courier New" w:cs="Courier New" w:hint="default"/>
+      </w:rPr>
+    </w:lvl>
+    <w:lvl w:ilvl="5" w:tplc="10090005" w:tentative="1">
+      <w:start w:val="1"/>
+      <w:numFmt w:val="bullet"/>
+      <w:lvlText w:val=""/>
+      <w:lvlJc w:val="left"/>
+      <w:pPr>
+        <w:ind w:left="4320" w:hanging="360"/>
+      </w:pPr>
+      <w:rPr>
+        <w:rFonts w:ascii="Wingdings" w:hAnsi="Wingdings" w:hint="default"/>
+      </w:rPr>
+    </w:lvl>
+    <w:lvl w:ilvl="6" w:tplc="10090001" w:tentative="1">
+      <w:start w:val="1"/>
+      <w:numFmt w:val="bullet"/>
+      <w:lvlText w:val=""/>
+      <w:lvlJc w:val="left"/>
+      <w:pPr>
+        <w:ind w:left="5040" w:hanging="360"/>
+      </w:pPr>
+      <w:rPr>
+        <w:rFonts w:ascii="Symbol" w:hAnsi="Symbol" w:hint="default"/>
+      </w:rPr>
+    </w:lvl>
+    <w:lvl w:ilvl="7" w:tplc="10090003" w:tentative="1">
+      <w:start w:val="1"/>
+      <w:numFmt w:val="bullet"/>
+      <w:lvlText w:val="o"/>
+      <w:lvlJc w:val="left"/>
+      <w:pPr>
+        <w:ind w:left="5760" w:hanging="360"/>
+      </w:pPr>
+      <w:rPr>
+        <w:rFonts w:ascii="Courier New" w:hAnsi="Courier New" w:cs="Courier New" w:hint="default"/>
+      </w:rPr>
+    </w:lvl>
+    <w:lvl w:ilvl="8" w:tplc="10090005" w:tentative="1">
+      <w:start w:val="1"/>
+      <w:numFmt w:val="bullet"/>
+      <w:lvlText w:val=""/>
+      <w:lvlJc w:val="left"/>
+      <w:pPr>
+        <w:ind w:left="6480" w:hanging="360"/>
+      </w:pPr>
+      <w:rPr>
+        <w:rFonts w:ascii="Wingdings" w:hAnsi="Wingdings" w:hint="default"/>
+      </w:rPr>
+    </w:lvl>
+  </w:abstractNum>
+  <w:abstractNum w:abstractNumId="3" w15:restartNumberingAfterBreak="0">
     <w:nsid w:val="64AD1488"/>
     <w:multiLevelType w:val="hybridMultilevel"/>
     <w:tmpl w:val="A65A3738"/>
@@ -582,10 +572,13 @@
     <w:abstractNumId w:val="0"/>
   </w:num>
   <w:num w:numId="2" w16cid:durableId="953290037">
-    <w:abstractNumId w:val="2"/>
+    <w:abstractNumId w:val="3"/>
   </w:num>
   <w:num w:numId="3" w16cid:durableId="1003626449">
     <w:abstractNumId w:val="1"/>
+  </w:num>
+  <w:num w:numId="4" w16cid:durableId="247733071">
+    <w:abstractNumId w:val="2"/>
   </w:num>
 </w:numbering>
 </file>

--- a/Source Data/Tagging/Tagging Notes.docx
+++ b/Source Data/Tagging/Tagging Notes.docx
@@ -35,23 +35,7 @@
         </w:numPr>
       </w:pPr>
       <w:r>
-        <w:t xml:space="preserve">Use R script ‘Full Tag Returns’. Create new </w:t>
-      </w:r>
-      <w:proofErr w:type="gramStart"/>
-      <w:r>
-        <w:t>spreadsheet</w:t>
-      </w:r>
-      <w:proofErr w:type="gramEnd"/>
-      <w:r>
-        <w:t xml:space="preserve"> for all new tags found in respective </w:t>
-      </w:r>
-      <w:proofErr w:type="gramStart"/>
-      <w:r>
-        <w:t>year, and</w:t>
-      </w:r>
-      <w:proofErr w:type="gramEnd"/>
-      <w:r>
-        <w:t xml:space="preserve"> save to their respective year folder.</w:t>
+        <w:t>Use R script ‘Full Tag Returns’. Create new spreadsheet for all new tags found in respective year, and save to their respective year folder.</w:t>
       </w:r>
     </w:p>
     <w:p>
@@ -105,6 +89,13 @@
         <w:t xml:space="preserve"> – returns that had to be removed for whatever reason. The reason is given within the spreadsheet.</w:t>
       </w:r>
     </w:p>
+    <w:p/>
+    <w:p>
+      <w:r>
+        <w:t>How did Brittani get the catch data updates?</w:t>
+      </w:r>
+    </w:p>
+    <w:p/>
     <w:p/>
     <w:p/>
     <w:p/>
